--- a/docs/docx/surveillance_ru_deepl.docx
+++ b/docs/docx/surveillance_ru_deepl.docx
@@ -12,17 +12,94 @@
     </w:p>
     <w:p>
       <w:r>
-        <w:t xml:space="preserve">Хорошо вымойте руки теплой водой с мылом. Хорошо высушите руки. Не используйте спирт или крем. Помассируйте палец. Не делайте укол в большой и указательный палец, а также в подушечку пальца. Делайте укол сбоку, а не в указательный палец или большой палец. </w:t>
+        <w:t>Тщательно вымойте руки теплой водой с мылом</w:t>
       </w:r>
     </w:p>
     <w:p>
       <w:r>
-        <w:t>Поворачивайте вокруг пальца 🖐 ВНИМАНИЕ: меняйте ланцет каждый раз, он предназначен для однократного использования 6 проверок в день - Утром натощак</w:t>
+        <w:t>Тщательно высушите руки</w:t>
       </w:r>
     </w:p>
     <w:p>
       <w:r>
-        <w:t xml:space="preserve">             - Через 2 часа после начала завтрака - Перед обедом - Через 2 часа после начала обеда - Перед ужином - Через 2 часа после начала ужина Результаты Не более 0,95 г/л перед едой Не более 120 через 2 часа после еды</w:t>
+        <w:t>Не используйте спирт или крем</w:t>
+      </w:r>
+    </w:p>
+    <w:p/>
+    <w:p>
+      <w:r>
+        <w:t>Помассируйте палец</w:t>
+      </w:r>
+    </w:p>
+    <w:p>
+      <w:r>
+        <w:t>Не делайте укол в большой и указательный пальцы, а также в подушечку пальца</w:t>
+      </w:r>
+    </w:p>
+    <w:p>
+      <w:r>
+        <w:t>Делайте укол сбоку, не в указательный и не в большой палец</w:t>
+      </w:r>
+    </w:p>
+    <w:p>
+      <w:r>
+        <w:t>Поворачивайте ланцет вокруг пальца 🖐</w:t>
+      </w:r>
+    </w:p>
+    <w:p>
+      <w:r>
+        <w:t>ВНИМАНИЕ:   Меняйте ланцет  каждый раз, он предназначен только для однократного  использования</w:t>
+      </w:r>
+    </w:p>
+    <w:p/>
+    <w:p>
+      <w:r>
+        <w:t>6 измерений в день</w:t>
+      </w:r>
+    </w:p>
+    <w:p>
+      <w:r>
+        <w:t>-   Утром натощак</w:t>
+      </w:r>
+    </w:p>
+    <w:p>
+      <w:r>
+        <w:t>-  Через 2 часа после начала завтрака</w:t>
+      </w:r>
+    </w:p>
+    <w:p>
+      <w:r>
+        <w:t>-    Перед обедом</w:t>
+      </w:r>
+    </w:p>
+    <w:p>
+      <w:r>
+        <w:t>-    Через 2 часа после начала обеда</w:t>
+      </w:r>
+    </w:p>
+    <w:p>
+      <w:r>
+        <w:t>-   Перед ужином</w:t>
+      </w:r>
+    </w:p>
+    <w:p>
+      <w:r>
+        <w:t>-    Через 2 часа после начала ужина</w:t>
+      </w:r>
+    </w:p>
+    <w:p>
+      <w:r>
+        <w:t>Результаты</w:t>
+      </w:r>
+    </w:p>
+    <w:p>
+      <w:r>
+        <w:t>Не более 0,95 г/л перед едой</w:t>
+      </w:r>
+    </w:p>
+    <w:p>
+      <w:r>
+        <w:t>Не более 120 через 2 часа после еды</w:t>
       </w:r>
     </w:p>
     <w:p>
@@ -81,7 +158,7 @@
         <w:pStyle w:val="Heading1"/>
       </w:pPr>
       <w:r>
-        <w:t>Images du document source</w:t>
+        <w:t>Изображения из исходного документа</w:t>
       </w:r>
     </w:p>
     <w:p>

--- a/docs/docx/surveillance_ru_deepl.docx
+++ b/docs/docx/surveillance_ru_deepl.docx
@@ -12,81 +12,107 @@
     </w:p>
     <w:p>
       <w:r>
-        <w:t>Тщательно вымойте руки теплой водой с мылом</w:t>
+        <w:t>Перед началом:</w:t>
       </w:r>
     </w:p>
     <w:p>
       <w:r>
-        <w:t>Тщательно высушите руки</w:t>
+        <w:t>Вымойте руки теплой водой с мылом.</w:t>
       </w:r>
     </w:p>
     <w:p>
       <w:r>
-        <w:t>Не используйте спирт или крем</w:t>
+        <w:t>Тщательно высушите руки.</w:t>
+      </w:r>
+    </w:p>
+    <w:p>
+      <w:r>
+        <w:t>Внимание: не наносите на руки спирт или крем.</w:t>
       </w:r>
     </w:p>
     <w:p/>
     <w:p>
       <w:r>
-        <w:t>Помассируйте палец</w:t>
+        <w:t>Как проколоть палец?</w:t>
       </w:r>
     </w:p>
     <w:p>
       <w:r>
-        <w:t>Не делайте укол в большой и указательный пальцы, а также в подушечку пальца</w:t>
+        <w:t>Перед взятием крови необходимо помассировать палец, который будет проколот.</w:t>
       </w:r>
     </w:p>
     <w:p>
       <w:r>
-        <w:t>Делайте укол сбоку, не в указательный и не в большой палец</w:t>
+        <w:t>Где проколоть?</w:t>
       </w:r>
     </w:p>
     <w:p>
       <w:r>
-        <w:t>Поворачивайте ланцет вокруг пальца 🖐</w:t>
+        <w:t>Не используйте для прокола большой и указательный палец.</w:t>
       </w:r>
     </w:p>
     <w:p>
       <w:r>
-        <w:t>ВНИМАНИЕ:   Меняйте ланцет  каждый раз, он предназначен только для однократного  использования</w:t>
+        <w:t>Не прокалывайте центр подушечки или кончик пальца.</w:t>
+      </w:r>
+    </w:p>
+    <w:p>
+      <w:r>
+        <w:t>Прокалывайте боковую поверхность подушечки пальца.</w:t>
+      </w:r>
+    </w:p>
+    <w:p>
+      <w:r>
+        <w:t>Каждый раз меняйте палец и место прокола.</w:t>
+      </w:r>
+    </w:p>
+    <w:p>
+      <w:r>
+        <w:t>Внимание: используйте новую иглу каждый раз, когда берете кровь. Игла предназначена для однократного использования.</w:t>
       </w:r>
     </w:p>
     <w:p/>
     <w:p>
       <w:r>
-        <w:t>6 измерений в день</w:t>
+        <w:t>Когда делать измерения?</w:t>
       </w:r>
     </w:p>
     <w:p>
       <w:r>
-        <w:t>-   Утром натощак</w:t>
+        <w:t>Вы должны делать 6 измерений в день:</w:t>
       </w:r>
     </w:p>
     <w:p>
       <w:r>
-        <w:t>-  Через 2 часа после начала завтрака</w:t>
+        <w:t>Утром: сразу после пробуждения, натощак.</w:t>
       </w:r>
     </w:p>
     <w:p>
       <w:r>
-        <w:t>-    Перед обедом</w:t>
+        <w:t>После завтрака: через 2 часа после начала еды.</w:t>
       </w:r>
     </w:p>
     <w:p>
       <w:r>
-        <w:t>-    Через 2 часа после начала обеда</w:t>
+        <w:t>Перед обедом.</w:t>
       </w:r>
     </w:p>
     <w:p>
       <w:r>
-        <w:t>-   Перед ужином</w:t>
+        <w:t>После обеда: через 2 часа после начала еды.</w:t>
       </w:r>
     </w:p>
     <w:p>
       <w:r>
-        <w:t>-    Через 2 часа после начала ужина</w:t>
+        <w:t>Перед ужином.</w:t>
       </w:r>
     </w:p>
+    <w:p>
+      <w:r>
+        <w:t>После ужина: через 2 часа после начала еды.</w:t>
+      </w:r>
+    </w:p>
+    <w:p/>
     <w:p>
       <w:r>
         <w:t>Результаты</w:t>
@@ -94,58 +120,17 @@
     </w:p>
     <w:p>
       <w:r>
-        <w:t>Не более 0,95 г/л перед едой</w:t>
+        <w:t>Важно записывать результаты.</w:t>
       </w:r>
     </w:p>
     <w:p>
       <w:r>
-        <w:t>Не более 120 через 2 часа после еды</w:t>
+        <w:t>До еды показатель должен быть ниже 0,95 г/л.</w:t>
       </w:r>
     </w:p>
     <w:p>
       <w:r>
-        <w:t>QR аудиоплеера:</w:t>
-      </w:r>
-    </w:p>
-    <w:p>
-      <w:r>
-        <w:drawing>
-          <wp:inline xmlns:a="http://schemas.openxmlformats.org/drawingml/2006/main" xmlns:pic="http://schemas.openxmlformats.org/drawingml/2006/picture">
-            <wp:extent cx="1371600" cy="1371600"/>
-            <wp:docPr id="1" name="Picture 1"/>
-            <wp:cNvGraphicFramePr>
-              <a:graphicFrameLocks noChangeAspect="1"/>
-            </wp:cNvGraphicFramePr>
-            <a:graphic>
-              <a:graphicData uri="http://schemas.openxmlformats.org/drawingml/2006/picture">
-                <pic:pic>
-                  <pic:nvPicPr>
-                    <pic:cNvPr id="0" name="surveillance_ru_deepl.png"/>
-                    <pic:cNvPicPr/>
-                  </pic:nvPicPr>
-                  <pic:blipFill>
-                    <a:blip r:embed="rId9"/>
-                    <a:stretch>
-                      <a:fillRect/>
-                    </a:stretch>
-                  </pic:blipFill>
-                  <pic:spPr>
-                    <a:xfrm>
-                      <a:off x="0" y="0"/>
-                      <a:ext cx="1371600" cy="1371600"/>
-                    </a:xfrm>
-                    <a:prstGeom prst="rect"/>
-                  </pic:spPr>
-                </pic:pic>
-              </a:graphicData>
-            </a:graphic>
-          </wp:inline>
-        </w:drawing>
-      </w:r>
-    </w:p>
-    <w:p>
-      <w:r>
-        <w:t>Ссылка на аудиоплеер: https://daryazdr.github.io/Gestion-de-projet-M1-IDL-UGA/player/surveillance_ru_deepl.html</w:t>
+        <w:t>Через 2 часа после еды показатель должен быть ниже 1,20 г/л.</w:t>
       </w:r>
     </w:p>
     <w:p>
@@ -171,7 +156,7 @@
         <w:drawing>
           <wp:inline xmlns:a="http://schemas.openxmlformats.org/drawingml/2006/main" xmlns:pic="http://schemas.openxmlformats.org/drawingml/2006/picture">
             <wp:extent cx="5029200" cy="5401733"/>
-            <wp:docPr id="2" name="Picture 2"/>
+            <wp:docPr id="1" name="Picture 1"/>
             <wp:cNvGraphicFramePr>
               <a:graphicFrameLocks noChangeAspect="1"/>
             </wp:cNvGraphicFramePr>
@@ -183,7 +168,7 @@
                     <pic:cNvPicPr/>
                   </pic:nvPicPr>
                   <pic:blipFill>
-                    <a:blip r:embed="rId10"/>
+                    <a:blip r:embed="rId9"/>
                     <a:stretch>
                       <a:fillRect/>
                     </a:stretch>
